--- a/samples/synthesis/set_A/종합_초안.docx
+++ b/samples/synthesis/set_A/종합_초안.docx
@@ -59,8 +59,9 @@
     </w:p>
     <w:p>
       <w:pPr>
-        <w:spacing w:before="0" w:after="120" w:line="343" w:lineRule="auto"/>
-        <w:ind w:left="0"/>
+        <w:keepNext/>
+        <w:spacing w:before="0" w:after="0" w:line="343" w:lineRule="auto"/>
+        <w:ind w:left="560" w:hanging="560"/>
         <w:jc w:val="left"/>
       </w:pPr>
       <w:r>
@@ -79,13 +80,39 @@
           <w:color w:val="000000"/>
           <w:sz w:val="28"/>
         </w:rPr>
-        <w:t>재고 : 180개 (10월 1일 기준 안전재고 4주분 대비 2.1주분), 11월 2주차 소진 예상</w:t>
+        <w:t>재고 : 180개 (10월 1일 기준 안전재고 4주분 대비 2.1주분),</w:t>
       </w:r>
     </w:p>
     <w:p>
       <w:pPr>
-        <w:spacing w:before="0" w:after="360" w:line="343" w:lineRule="auto"/>
-        <w:ind w:left="0"/>
+        <w:spacing w:before="0" w:after="120" w:line="343" w:lineRule="auto"/>
+        <w:ind w:left="560" w:hanging="560"/>
+        <w:jc w:val="left"/>
+      </w:pPr>
+      <w:r>
+        <w:rPr>
+          <w:rFonts w:ascii="바탕체" w:hAnsi="바탕체" w:eastAsia="바탕체"/>
+          <w:b/>
+          <w:color w:val="000000"/>
+          <w:sz w:val="28"/>
+        </w:rPr>
+        <w:t xml:space="preserve">    </w:t>
+      </w:r>
+      <w:r>
+        <w:rPr>
+          <w:rFonts w:ascii="바탕체" w:hAnsi="바탕체" w:eastAsia="바탕체"/>
+          <w:b/>
+          <w:color w:val="000000"/>
+          <w:sz w:val="28"/>
+        </w:rPr>
+        <w:t>11월 2주차 소진 예상</w:t>
+      </w:r>
+    </w:p>
+    <w:p>
+      <w:pPr>
+        <w:keepNext/>
+        <w:spacing w:before="0" w:after="0" w:line="343" w:lineRule="auto"/>
+        <w:ind w:left="700" w:hanging="700"/>
         <w:jc w:val="left"/>
       </w:pPr>
       <w:r>
@@ -102,7 +129,30 @@
           <w:color w:val="000000"/>
           <w:sz w:val="28"/>
         </w:rPr>
-        <w:t>월 소요 약 360개(상반기 출하 증가로 전년 대비 35% 증가) 대비 월 입고 약 230개로 감소(리드타임 연장 영향)</w:t>
+        <w:t>월 소요 약 360개(상반기 출하 증가로 전년 대비 35% 증가) 대비 월</w:t>
+      </w:r>
+    </w:p>
+    <w:p>
+      <w:pPr>
+        <w:spacing w:before="0" w:after="360" w:line="343" w:lineRule="auto"/>
+        <w:ind w:left="700" w:hanging="700"/>
+        <w:jc w:val="left"/>
+      </w:pPr>
+      <w:r>
+        <w:rPr>
+          <w:rFonts w:ascii="바탕체" w:hAnsi="바탕체" w:eastAsia="바탕체"/>
+          <w:color w:val="000000"/>
+          <w:sz w:val="28"/>
+        </w:rPr>
+        <w:t xml:space="preserve">     </w:t>
+      </w:r>
+      <w:r>
+        <w:rPr>
+          <w:rFonts w:ascii="바탕체" w:hAnsi="바탕체" w:eastAsia="바탕체"/>
+          <w:color w:val="000000"/>
+          <w:sz w:val="28"/>
+        </w:rPr>
+        <w:t>입고 약 230개로 감소(리드타임 연장 영향)</w:t>
       </w:r>
     </w:p>
     <w:p>
@@ -278,8 +328,9 @@
     </w:p>
     <w:p>
       <w:pPr>
-        <w:spacing w:before="0" w:after="360" w:line="343" w:lineRule="auto"/>
-        <w:ind w:left="0"/>
+        <w:keepNext/>
+        <w:spacing w:before="0" w:after="0" w:line="343" w:lineRule="auto"/>
+        <w:ind w:left="700" w:hanging="700"/>
         <w:jc w:val="left"/>
       </w:pPr>
       <w:r>
@@ -296,7 +347,30 @@
           <w:color w:val="000000"/>
           <w:sz w:val="28"/>
         </w:rPr>
-        <w:t>지연 1주당 계약금액의 0.5%, 대상 계약 약 115억원 기준 4주 지연 시 약 2.3억원</w:t>
+        <w:t>지연 1주당 계약금액의 0.5%, 대상 계약 약 115억원 기준 4주 지연</w:t>
+      </w:r>
+    </w:p>
+    <w:p>
+      <w:pPr>
+        <w:spacing w:before="0" w:after="360" w:line="343" w:lineRule="auto"/>
+        <w:ind w:left="700" w:hanging="700"/>
+        <w:jc w:val="left"/>
+      </w:pPr>
+      <w:r>
+        <w:rPr>
+          <w:rFonts w:ascii="바탕체" w:hAnsi="바탕체" w:eastAsia="바탕체"/>
+          <w:color w:val="000000"/>
+          <w:sz w:val="28"/>
+        </w:rPr>
+        <w:t xml:space="preserve">     </w:t>
+      </w:r>
+      <w:r>
+        <w:rPr>
+          <w:rFonts w:ascii="바탕체" w:hAnsi="바탕체" w:eastAsia="바탕체"/>
+          <w:color w:val="000000"/>
+          <w:sz w:val="28"/>
+        </w:rPr>
+        <w:t>시 약 2.3억원</w:t>
       </w:r>
     </w:p>
     <w:p>
@@ -387,7 +461,7 @@
           <w:color w:val="000000"/>
           <w:sz w:val="28"/>
         </w:rPr>
-        <w:t xml:space="preserve"> □ </w:t>
+        <w:t xml:space="preserve"> ① </w:t>
       </w:r>
       <w:r>
         <w:rPr>
@@ -396,13 +470,14 @@
           <w:color w:val="000000"/>
           <w:sz w:val="28"/>
         </w:rPr>
-        <w:t>① B사 : 개당 1,720만원, 월 최대 120개, 검증 약 4개월</w:t>
+        <w:t>B사 : 개당 1,720만원, 월 최대 120개, 검증 약 4개월</w:t>
       </w:r>
     </w:p>
     <w:p>
       <w:pPr>
-        <w:spacing w:before="0" w:after="360" w:line="343" w:lineRule="auto"/>
-        <w:ind w:left="0"/>
+        <w:keepNext/>
+        <w:spacing w:before="0" w:after="0" w:line="343" w:lineRule="auto"/>
+        <w:ind w:left="700" w:hanging="700"/>
         <w:jc w:val="left"/>
       </w:pPr>
       <w:r>
@@ -419,7 +494,30 @@
           <w:color w:val="000000"/>
           <w:sz w:val="28"/>
         </w:rPr>
-        <w:t>샘플 시험 사양 대비 98%, 단기 보완 수단으로 적합하나 양산 품질 이력 추가 확인 필요</w:t>
+        <w:t>샘플 시험 사양 대비 98%, 단기 보완 수단으로 적합하나 양산 품질</w:t>
+      </w:r>
+    </w:p>
+    <w:p>
+      <w:pPr>
+        <w:spacing w:before="0" w:after="360" w:line="343" w:lineRule="auto"/>
+        <w:ind w:left="700" w:hanging="700"/>
+        <w:jc w:val="left"/>
+      </w:pPr>
+      <w:r>
+        <w:rPr>
+          <w:rFonts w:ascii="바탕체" w:hAnsi="바탕체" w:eastAsia="바탕체"/>
+          <w:color w:val="000000"/>
+          <w:sz w:val="28"/>
+        </w:rPr>
+        <w:t xml:space="preserve">     </w:t>
+      </w:r>
+      <w:r>
+        <w:rPr>
+          <w:rFonts w:ascii="바탕체" w:hAnsi="바탕체" w:eastAsia="바탕체"/>
+          <w:color w:val="000000"/>
+          <w:sz w:val="28"/>
+        </w:rPr>
+        <w:t>이력 추가 확인 필요</w:t>
       </w:r>
     </w:p>
     <w:p>
@@ -435,7 +533,7 @@
           <w:color w:val="000000"/>
           <w:sz w:val="28"/>
         </w:rPr>
-        <w:t xml:space="preserve"> □ </w:t>
+        <w:t xml:space="preserve"> ② </w:t>
       </w:r>
       <w:r>
         <w:rPr>
@@ -444,7 +542,7 @@
           <w:color w:val="000000"/>
           <w:sz w:val="28"/>
         </w:rPr>
-        <w:t>② C사 : 개당 1,580만원, 월 최대 200개, 검증 약 6개월</w:t>
+        <w:t>C사 : 개당 1,580만원, 월 최대 200개, 검증 약 6개월</w:t>
       </w:r>
     </w:p>
     <w:p>
@@ -483,7 +581,7 @@
           <w:color w:val="000000"/>
           <w:sz w:val="28"/>
         </w:rPr>
-        <w:t xml:space="preserve"> □ </w:t>
+        <w:t xml:space="preserve"> ③ </w:t>
       </w:r>
       <w:r>
         <w:rPr>
@@ -492,7 +590,7 @@
           <w:color w:val="000000"/>
           <w:sz w:val="28"/>
         </w:rPr>
-        <w:t>③ A사 2차 라인 : 개당 1,850만원, 월 80개 추가, 검증 불필요</w:t>
+        <w:t>A사 2차 라인 : 개당 1,850만원, 월 80개 추가, 검증 불필요</w:t>
       </w:r>
     </w:p>
     <w:p>
@@ -570,8 +668,9 @@
     </w:p>
     <w:p>
       <w:pPr>
-        <w:spacing w:before="0" w:after="120" w:line="343" w:lineRule="auto"/>
-        <w:ind w:left="0"/>
+        <w:keepNext/>
+        <w:spacing w:before="0" w:after="0" w:line="343" w:lineRule="auto"/>
+        <w:ind w:left="700" w:hanging="700"/>
         <w:jc w:val="left"/>
       </w:pPr>
       <w:r>
@@ -588,7 +687,30 @@
           <w:color w:val="000000"/>
           <w:sz w:val="28"/>
         </w:rPr>
-        <w:t>긴급 생산 할증 5% 적용 시 개당 약 1,940만원, 총 38.8억원 (정상 단가 대비 약 1.8억원 증가)</w:t>
+        <w:t>긴급 생산 할증 5% 적용 시 개당 약 1,940만원,</w:t>
+      </w:r>
+    </w:p>
+    <w:p>
+      <w:pPr>
+        <w:spacing w:before="0" w:after="120" w:line="343" w:lineRule="auto"/>
+        <w:ind w:left="700" w:hanging="700"/>
+        <w:jc w:val="left"/>
+      </w:pPr>
+      <w:r>
+        <w:rPr>
+          <w:rFonts w:ascii="바탕체" w:hAnsi="바탕체" w:eastAsia="바탕체"/>
+          <w:color w:val="000000"/>
+          <w:sz w:val="28"/>
+        </w:rPr>
+        <w:t xml:space="preserve">     </w:t>
+      </w:r>
+      <w:r>
+        <w:rPr>
+          <w:rFonts w:ascii="바탕체" w:hAnsi="바탕체" w:eastAsia="바탕체"/>
+          <w:color w:val="000000"/>
+          <w:sz w:val="28"/>
+        </w:rPr>
+        <w:t>총 38.8억원 (정상 단가 대비 약 1.8억원 증가)</w:t>
       </w:r>
     </w:p>
     <w:p>
@@ -738,7 +860,7 @@
     <w:p>
       <w:pPr>
         <w:spacing w:before="0" w:after="120" w:line="343" w:lineRule="auto"/>
-        <w:ind w:left="0"/>
+        <w:ind w:left="560" w:hanging="560"/>
         <w:jc w:val="left"/>
       </w:pPr>
       <w:r>
@@ -757,7 +879,17 @@
           <w:color w:val="000000"/>
           <w:sz w:val="28"/>
         </w:rPr>
-        <w:t>재고 관리 : 주 단위 점검, 11월 중 2주분 미만 시 경영진 긴급 보고</w:t>
+        <w:t xml:space="preserve">재고 관리 : </w:t>
+      </w:r>
+      <w:r>
+        <w:rPr>
+          <w:rFonts w:ascii="바탕체" w:hAnsi="바탕체" w:eastAsia="바탕체"/>
+          <w:b/>
+          <w:color w:val="000000"/>
+          <w:spacing w:val="-2"/>
+          <w:sz w:val="28"/>
+        </w:rPr>
+        <w:t>주 단위 점검, 11월 중 2주분 미만 시 경영진 긴급 보고</w:t>
       </w:r>
     </w:p>
     <w:p>
